--- a/SEVEN-G/docx/en/plantillas/P04_SEVEN-G_Determinacion_de_intensidad.docx
+++ b/SEVEN-G/docx/en/plantillas/P04_SEVEN-G_Determinacion_de_intensidad.docx
@@ -136,7 +136,7 @@
               <w:pStyle w:val="Celda"/>
             </w:pPr>
             <w:r>
-              <w:t xml:space="preserve">Fernando García · SEACHAD</w:t>
+              <w:t xml:space="preserve">Fernando García Varela</w:t>
             </w:r>
           </w:p>
         </w:tc>
@@ -200,7 +200,7 @@
         <w:t xml:space="preserve">Each organisation that uses SEVEN-G is solely responsible for identifying the regulation that applies to it, verifying that it is current and certifying its own regulatory compliance</w:t>
       </w:r>
       <w:r>
-        <w:t xml:space="preserve">, with the appropriate qualified advice. The author and SEACHAD accept no liability for any use made of this content or for any decisions taken on the basis of it. The data, figures, companies and cases in the examples are fictitious or illustrative.</w:t>
+        <w:t xml:space="preserve">, with the appropriate qualified advice. The author accepts no liability for any use made of this content or for any decisions taken on the basis of it. The data, figures, companies and cases in the examples are fictitious or illustrative.</w:t>
       </w:r>
     </w:p>
     <w:p>
@@ -4424,7 +4424,7 @@
       <w:pStyle w:val="Pie"/>
     </w:pPr>
     <w:r>
-      <w:t xml:space="preserve">SEVEN-G · Template P04 · Intensity determination · CC BY 4.0 · Fernando García · SEACHAD · Generated from the Markdown source: do not edit the template, fill in a copy.</w:t>
+      <w:t xml:space="preserve">SEVEN-G · Template P04 · Intensity determination · CC BY 4.0 · Fernando García Varela · Generated from the Markdown source: do not edit the template, fill in a copy.</w:t>
     </w:r>
     <w:r>
       <w:rPr>

--- a/SEVEN-G/docx/en/plantillas/P04_SEVEN-G_Determinacion_de_intensidad.docx
+++ b/SEVEN-G/docx/en/plantillas/P04_SEVEN-G_Determinacion_de_intensidad.docx
@@ -200,7 +200,7 @@
         <w:t xml:space="preserve">Each organisation that uses SEVEN-G is solely responsible for identifying the regulation that applies to it, verifying that it is current and certifying its own regulatory compliance</w:t>
       </w:r>
       <w:r>
-        <w:t xml:space="preserve">, with the appropriate qualified advice. The author accepts no liability for any use made of this content or for any decisions taken on the basis of it. The data, figures, companies and cases in the examples are fictitious or illustrative.</w:t>
+        <w:t xml:space="preserve">, with the appropriate qualified advice. This methodology is a generic, free aid shared with the community so that nobody has to start from scratch; each person or organisation can and should adapt it to its own use. It must not be inferred that its legally sensitive parts have been reviewed by legal counsel: those reviews, for each company or sector, are the ultimate responsibility of the company, consultant or organisation that uses it. Although every effort is made to keep it up to date, some regulation may have changed without being reflected here. To the fullest extent permitted by law, the author accepts no responsibility whatsoever for the effects of its application in any organisation or for its full applicability. The methodology does not grant certification of any kind. The author accepts no liability for any use made of this content or for any decisions taken on the basis of it. The data, figures, companies and cases in the examples are fictitious or illustrative.</w:t>
       </w:r>
     </w:p>
     <w:p>

--- a/SEVEN-G/docx/en/plantillas/P04_SEVEN-G_Determinacion_de_intensidad.docx
+++ b/SEVEN-G/docx/en/plantillas/P04_SEVEN-G_Determinacion_de_intensidad.docx
@@ -80,7 +80,7 @@
               <w:pStyle w:val="Celda"/>
             </w:pPr>
             <w:r>
-              <w:t xml:space="preserve">0.1 (working draft)</w:t>
+              <w:t xml:space="preserve">0.2 (working draft)</w:t>
             </w:r>
           </w:p>
         </w:tc>
@@ -108,7 +108,7 @@
               <w:pStyle w:val="Celda"/>
             </w:pPr>
             <w:r>
-              <w:t xml:space="preserve">16-09-2026</w:t>
+              <w:t xml:space="preserve">01-10-2026</w:t>
             </w:r>
           </w:p>
         </w:tc>
@@ -2292,7 +2292,16 @@
         <w:t xml:space="preserve">Lite</w:t>
       </w:r>
       <w:r>
-        <w:t xml:space="preserve">.</w:t>
+        <w:t xml:space="preserve">, or </w:t>
+      </w:r>
+      <w:r>
+        <w:rPr>
+          <w:b/>
+        </w:rPr>
+        <w:t xml:space="preserve">Express</w:t>
+      </w:r>
+      <w:r>
+        <w:t xml:space="preserve"> if the eligibility in section 5.1 is also met.</w:t>
       </w:r>
     </w:p>
     <w:p>
@@ -2490,7 +2499,7 @@
               <w:pStyle w:val="Celda"/>
             </w:pPr>
             <w:r>
-              <w:t xml:space="preserve">Lite · Enterprise.</w:t>
+              <w:t xml:space="preserve">Express · Lite · Enterprise.</w:t>
             </w:r>
           </w:p>
         </w:tc>
@@ -2637,20 +2646,33 @@
     </w:p>
     <w:p>
       <w:pPr>
-        <w:pStyle w:val="Separador"/>
+        <w:pStyle w:val="Heading2"/>
       </w:pPr>
-    </w:p>
-    <w:p>
-      <w:pPr>
-        <w:pStyle w:val="Heading1"/>
-      </w:pPr>
-      <w:r>
-        <w:t xml:space="preserve">6. Consequences of the intensity</w:t>
-      </w:r>
-    </w:p>
-    <w:p>
-      <w:r>
-        <w:t xml:space="preserve">Reference: 01 §9.3 and, for verification and decision, 01 §7.5.</w:t>
+      <w:r>
+        <w:t xml:space="preserve">5.1 Eligibility for Express</w:t>
+      </w:r>
+    </w:p>
+    <w:p>
+      <w:r>
+        <w:t xml:space="preserve">Only if all eight Enterprise criteria are "No". The initiative is </w:t>
+      </w:r>
+      <w:r>
+        <w:rPr>
+          <w:b/>
+        </w:rPr>
+        <w:t xml:space="preserve">Express</w:t>
+      </w:r>
+      <w:r>
+        <w:t xml:space="preserve"> when all six conditions are "Yes" and the risk function (in small companies, the AI Office) confirms it; otherwise it is </w:t>
+      </w:r>
+      <w:r>
+        <w:rPr>
+          <w:b/>
+        </w:rPr>
+        <w:t xml:space="preserve">Lite</w:t>
+      </w:r>
+      <w:r>
+        <w:t xml:space="preserve"> (01 §9.4).</w:t>
       </w:r>
     </w:p>
     <w:tbl>
@@ -2661,9 +2683,10 @@
         <w:tblLook w:val="04A0" w:firstRow="1" w:lastRow="0" w:firstColumn="0" w:lastColumn="0" w:noHBand="1" w:noVBand="1"/>
       </w:tblPr>
       <w:tblGrid>
-        <w:gridCol w:w="3213"/>
-        <w:gridCol w:w="3213"/>
-        <w:gridCol w:w="3213"/>
+        <w:gridCol w:w="2410"/>
+        <w:gridCol w:w="2410"/>
+        <w:gridCol w:w="2410"/>
+        <w:gridCol w:w="2410"/>
       </w:tblGrid>
       <w:tr>
         <w:trPr>
@@ -2671,7 +2694,7 @@
         </w:trPr>
         <w:tc>
           <w:tcPr>
-            <w:tcW w:w="3213" w:type="dxa"/>
+            <w:tcW w:w="2410" w:type="dxa"/>
             <w:shd w:val="clear" w:color="auto" w:fill="F2DFCE"/>
           </w:tcPr>
           <w:p>
@@ -2682,13 +2705,470 @@
               <w:rPr>
                 <w:b/>
               </w:rPr>
+              <w:t xml:space="preserve">No.</w:t>
+            </w:r>
+          </w:p>
+        </w:tc>
+        <w:tc>
+          <w:tcPr>
+            <w:tcW w:w="2410" w:type="dxa"/>
+            <w:shd w:val="clear" w:color="auto" w:fill="F2DFCE"/>
+          </w:tcPr>
+          <w:p>
+            <w:pPr>
+              <w:pStyle w:val="Celda"/>
+            </w:pPr>
+            <w:r>
+              <w:rPr>
+                <w:b/>
+              </w:rPr>
+              <w:t xml:space="preserve">Condition</w:t>
+            </w:r>
+          </w:p>
+        </w:tc>
+        <w:tc>
+          <w:tcPr>
+            <w:tcW w:w="2410" w:type="dxa"/>
+            <w:shd w:val="clear" w:color="auto" w:fill="F2DFCE"/>
+          </w:tcPr>
+          <w:p>
+            <w:pPr>
+              <w:pStyle w:val="Celda"/>
+            </w:pPr>
+            <w:r>
+              <w:rPr>
+                <w:b/>
+              </w:rPr>
+              <w:t xml:space="preserve">Answer (Yes · No · Pending)</w:t>
+            </w:r>
+          </w:p>
+        </w:tc>
+        <w:tc>
+          <w:tcPr>
+            <w:tcW w:w="2410" w:type="dxa"/>
+            <w:shd w:val="clear" w:color="auto" w:fill="F2DFCE"/>
+          </w:tcPr>
+          <w:p>
+            <w:pPr>
+              <w:pStyle w:val="Celda"/>
+            </w:pPr>
+            <w:r>
+              <w:rPr>
+                <w:b/>
+              </w:rPr>
+              <w:t xml:space="preserve">Justification and source</w:t>
+            </w:r>
+          </w:p>
+        </w:tc>
+      </w:tr>
+      <w:tr>
+        <w:tc>
+          <w:tcPr>
+            <w:tcW w:w="2410" w:type="dxa"/>
+          </w:tcPr>
+          <w:p>
+            <w:pPr>
+              <w:pStyle w:val="Celda"/>
+            </w:pPr>
+            <w:r>
+              <w:t xml:space="preserve">E1</w:t>
+            </w:r>
+          </w:p>
+        </w:tc>
+        <w:tc>
+          <w:tcPr>
+            <w:tcW w:w="2410" w:type="dxa"/>
+          </w:tcPr>
+          <w:p>
+            <w:pPr>
+              <w:pStyle w:val="Celda"/>
+            </w:pPr>
+            <w:r>
+              <w:t xml:space="preserve">Internal use: no direct exposure to customers or external people.</w:t>
+            </w:r>
+          </w:p>
+        </w:tc>
+        <w:tc>
+          <w:tcPr>
+            <w:tcW w:w="2410" w:type="dxa"/>
+          </w:tcPr>
+          <w:p>
+            <w:pPr>
+              <w:pStyle w:val="Celda"/>
+            </w:pPr>
+          </w:p>
+        </w:tc>
+        <w:tc>
+          <w:tcPr>
+            <w:tcW w:w="2410" w:type="dxa"/>
+          </w:tcPr>
+          <w:p>
+            <w:pPr>
+              <w:pStyle w:val="Celda"/>
+            </w:pPr>
+          </w:p>
+        </w:tc>
+      </w:tr>
+      <w:tr>
+        <w:tc>
+          <w:tcPr>
+            <w:tcW w:w="2410" w:type="dxa"/>
+          </w:tcPr>
+          <w:p>
+            <w:pPr>
+              <w:pStyle w:val="Celda"/>
+            </w:pPr>
+            <w:r>
+              <w:t xml:space="preserve">E2</w:t>
+            </w:r>
+          </w:p>
+        </w:tc>
+        <w:tc>
+          <w:tcPr>
+            <w:tcW w:w="2410" w:type="dxa"/>
+          </w:tcPr>
+          <w:p>
+            <w:pPr>
+              <w:pStyle w:val="Celda"/>
+            </w:pPr>
+            <w:r>
+              <w:t xml:space="preserve">Reversible within days, with no residual effect.</w:t>
+            </w:r>
+          </w:p>
+        </w:tc>
+        <w:tc>
+          <w:tcPr>
+            <w:tcW w:w="2410" w:type="dxa"/>
+          </w:tcPr>
+          <w:p>
+            <w:pPr>
+              <w:pStyle w:val="Celda"/>
+            </w:pPr>
+          </w:p>
+        </w:tc>
+        <w:tc>
+          <w:tcPr>
+            <w:tcW w:w="2410" w:type="dxa"/>
+          </w:tcPr>
+          <w:p>
+            <w:pPr>
+              <w:pStyle w:val="Celda"/>
+            </w:pPr>
+          </w:p>
+        </w:tc>
+      </w:tr>
+      <w:tr>
+        <w:tc>
+          <w:tcPr>
+            <w:tcW w:w="2410" w:type="dxa"/>
+          </w:tcPr>
+          <w:p>
+            <w:pPr>
+              <w:pStyle w:val="Celda"/>
+            </w:pPr>
+            <w:r>
+              <w:t xml:space="preserve">E3</w:t>
+            </w:r>
+          </w:p>
+        </w:tc>
+        <w:tc>
+          <w:tcPr>
+            <w:tcW w:w="2410" w:type="dxa"/>
+          </w:tcPr>
+          <w:p>
+            <w:pPr>
+              <w:pStyle w:val="Celda"/>
+            </w:pPr>
+            <w:r>
+              <w:t xml:space="preserve">Autonomy A0 or A1.</w:t>
+            </w:r>
+          </w:p>
+        </w:tc>
+        <w:tc>
+          <w:tcPr>
+            <w:tcW w:w="2410" w:type="dxa"/>
+          </w:tcPr>
+          <w:p>
+            <w:pPr>
+              <w:pStyle w:val="Celda"/>
+            </w:pPr>
+          </w:p>
+        </w:tc>
+        <w:tc>
+          <w:tcPr>
+            <w:tcW w:w="2410" w:type="dxa"/>
+          </w:tcPr>
+          <w:p>
+            <w:pPr>
+              <w:pStyle w:val="Celda"/>
+            </w:pPr>
+          </w:p>
+        </w:tc>
+      </w:tr>
+      <w:tr>
+        <w:tc>
+          <w:tcPr>
+            <w:tcW w:w="2410" w:type="dxa"/>
+          </w:tcPr>
+          <w:p>
+            <w:pPr>
+              <w:pStyle w:val="Celda"/>
+            </w:pPr>
+            <w:r>
+              <w:t xml:space="preserve">E4</w:t>
+            </w:r>
+          </w:p>
+        </w:tc>
+        <w:tc>
+          <w:tcPr>
+            <w:tcW w:w="2410" w:type="dxa"/>
+          </w:tcPr>
+          <w:p>
+            <w:pPr>
+              <w:pStyle w:val="Celda"/>
+            </w:pPr>
+            <w:r>
+              <w:t xml:space="preserve">No special categories of data or critical confidential information.</w:t>
+            </w:r>
+          </w:p>
+        </w:tc>
+        <w:tc>
+          <w:tcPr>
+            <w:tcW w:w="2410" w:type="dxa"/>
+          </w:tcPr>
+          <w:p>
+            <w:pPr>
+              <w:pStyle w:val="Celda"/>
+            </w:pPr>
+          </w:p>
+        </w:tc>
+        <w:tc>
+          <w:tcPr>
+            <w:tcW w:w="2410" w:type="dxa"/>
+          </w:tcPr>
+          <w:p>
+            <w:pPr>
+              <w:pStyle w:val="Celda"/>
+            </w:pPr>
+          </w:p>
+        </w:tc>
+      </w:tr>
+      <w:tr>
+        <w:tc>
+          <w:tcPr>
+            <w:tcW w:w="2410" w:type="dxa"/>
+          </w:tcPr>
+          <w:p>
+            <w:pPr>
+              <w:pStyle w:val="Celda"/>
+            </w:pPr>
+            <w:r>
+              <w:t xml:space="preserve">E5</w:t>
+            </w:r>
+          </w:p>
+        </w:tc>
+        <w:tc>
+          <w:tcPr>
+            <w:tcW w:w="2410" w:type="dxa"/>
+          </w:tcPr>
+          <w:p>
+            <w:pPr>
+              <w:pStyle w:val="Celda"/>
+            </w:pPr>
+            <w:r>
+              <w:t xml:space="preserve">Investment plus annual cost below the Express threshold approved in C2.</w:t>
+            </w:r>
+          </w:p>
+        </w:tc>
+        <w:tc>
+          <w:tcPr>
+            <w:tcW w:w="2410" w:type="dxa"/>
+          </w:tcPr>
+          <w:p>
+            <w:pPr>
+              <w:pStyle w:val="Celda"/>
+            </w:pPr>
+          </w:p>
+        </w:tc>
+        <w:tc>
+          <w:tcPr>
+            <w:tcW w:w="2410" w:type="dxa"/>
+          </w:tcPr>
+          <w:p>
+            <w:pPr>
+              <w:pStyle w:val="Celda"/>
+            </w:pPr>
+          </w:p>
+        </w:tc>
+      </w:tr>
+      <w:tr>
+        <w:tc>
+          <w:tcPr>
+            <w:tcW w:w="2410" w:type="dxa"/>
+          </w:tcPr>
+          <w:p>
+            <w:pPr>
+              <w:pStyle w:val="Celda"/>
+            </w:pPr>
+            <w:r>
+              <w:t xml:space="preserve">E6</w:t>
+            </w:r>
+          </w:p>
+        </w:tc>
+        <w:tc>
+          <w:tcPr>
+            <w:tcW w:w="2410" w:type="dxa"/>
+          </w:tcPr>
+          <w:p>
+            <w:pPr>
+              <w:pStyle w:val="Celda"/>
+            </w:pPr>
+            <w:r>
+              <w:t xml:space="preserve">If an AI supplier is involved, it is already approved (current P55).</w:t>
+            </w:r>
+          </w:p>
+        </w:tc>
+        <w:tc>
+          <w:tcPr>
+            <w:tcW w:w="2410" w:type="dxa"/>
+          </w:tcPr>
+          <w:p>
+            <w:pPr>
+              <w:pStyle w:val="Celda"/>
+            </w:pPr>
+          </w:p>
+        </w:tc>
+        <w:tc>
+          <w:tcPr>
+            <w:tcW w:w="2410" w:type="dxa"/>
+          </w:tcPr>
+          <w:p>
+            <w:pPr>
+              <w:pStyle w:val="Celda"/>
+            </w:pPr>
+          </w:p>
+        </w:tc>
+      </w:tr>
+      <w:tr>
+        <w:tc>
+          <w:tcPr>
+            <w:tcW w:w="2410" w:type="dxa"/>
+          </w:tcPr>
+          <w:p>
+            <w:pPr>
+              <w:pStyle w:val="Celda"/>
+            </w:pPr>
+          </w:p>
+        </w:tc>
+        <w:tc>
+          <w:tcPr>
+            <w:tcW w:w="2410" w:type="dxa"/>
+          </w:tcPr>
+          <w:p>
+            <w:pPr>
+              <w:pStyle w:val="Celda"/>
+            </w:pPr>
+            <w:r>
+              <w:rPr>
+                <w:b/>
+              </w:rPr>
+              <w:t xml:space="preserve">Eligibility confirmed by</w:t>
+            </w:r>
+          </w:p>
+        </w:tc>
+        <w:tc>
+          <w:tcPr>
+            <w:tcW w:w="2410" w:type="dxa"/>
+          </w:tcPr>
+          <w:p>
+            <w:pPr>
+              <w:pStyle w:val="Celda"/>
+            </w:pPr>
+            <w:r>
+              <w:t xml:space="preserve">Name and role (risk function or AI Office)</w:t>
+            </w:r>
+          </w:p>
+        </w:tc>
+        <w:tc>
+          <w:tcPr>
+            <w:tcW w:w="2410" w:type="dxa"/>
+          </w:tcPr>
+          <w:p>
+            <w:pPr>
+              <w:pStyle w:val="Celda"/>
+            </w:pPr>
+            <w:r>
+              <w:t xml:space="preserve">Date</w:t>
+            </w:r>
+          </w:p>
+        </w:tc>
+      </w:tr>
+    </w:tbl>
+    <w:p>
+      <w:pPr>
+        <w:pStyle w:val="Espacio"/>
+      </w:pPr>
+    </w:p>
+    <w:p>
+      <w:r>
+        <w:t xml:space="preserve">If any condition later ceases to be met or an Enterprise criterion appears, section 7 is completed and the initiative moves to Lite or Enterprise.</w:t>
+      </w:r>
+    </w:p>
+    <w:p>
+      <w:pPr>
+        <w:pStyle w:val="Separador"/>
+      </w:pPr>
+    </w:p>
+    <w:p>
+      <w:pPr>
+        <w:pStyle w:val="Heading1"/>
+      </w:pPr>
+      <w:r>
+        <w:t xml:space="preserve">6. Consequences of the intensity</w:t>
+      </w:r>
+    </w:p>
+    <w:p>
+      <w:r>
+        <w:t xml:space="preserve">Reference: 01 §9.3 and, for verification and decision, 01 §7.5.</w:t>
+      </w:r>
+    </w:p>
+    <w:tbl>
+      <w:tblPr>
+        <w:tblStyle w:val="TablaSG"/>
+        <w:tblW w:w="5000" w:type="pct"/>
+        <w:tblLayout w:type="autofit"/>
+        <w:tblLook w:val="04A0" w:firstRow="1" w:lastRow="0" w:firstColumn="0" w:lastColumn="0" w:noHBand="1" w:noVBand="1"/>
+      </w:tblPr>
+      <w:tblGrid>
+        <w:gridCol w:w="2410"/>
+        <w:gridCol w:w="2410"/>
+        <w:gridCol w:w="2410"/>
+        <w:gridCol w:w="2410"/>
+      </w:tblGrid>
+      <w:tr>
+        <w:trPr>
+          <w:tblHeader/>
+        </w:trPr>
+        <w:tc>
+          <w:tcPr>
+            <w:tcW w:w="2410" w:type="dxa"/>
+            <w:shd w:val="clear" w:color="auto" w:fill="F2DFCE"/>
+          </w:tcPr>
+          <w:p>
+            <w:pPr>
+              <w:pStyle w:val="Celda"/>
+            </w:pPr>
+            <w:r>
+              <w:rPr>
+                <w:b/>
+              </w:rPr>
               <w:t xml:space="preserve">Aspect</w:t>
             </w:r>
           </w:p>
         </w:tc>
         <w:tc>
           <w:tcPr>
-            <w:tcW w:w="3213" w:type="dxa"/>
+            <w:tcW w:w="2410" w:type="dxa"/>
             <w:shd w:val="clear" w:color="auto" w:fill="F2DFCE"/>
           </w:tcPr>
           <w:p>
@@ -2699,13 +3179,30 @@
               <w:rPr>
                 <w:b/>
               </w:rPr>
+              <w:t xml:space="preserve">Express</w:t>
+            </w:r>
+          </w:p>
+        </w:tc>
+        <w:tc>
+          <w:tcPr>
+            <w:tcW w:w="2410" w:type="dxa"/>
+            <w:shd w:val="clear" w:color="auto" w:fill="F2DFCE"/>
+          </w:tcPr>
+          <w:p>
+            <w:pPr>
+              <w:pStyle w:val="Celda"/>
+            </w:pPr>
+            <w:r>
+              <w:rPr>
+                <w:b/>
+              </w:rPr>
               <w:t xml:space="preserve">Lite</w:t>
             </w:r>
           </w:p>
         </w:tc>
         <w:tc>
           <w:tcPr>
-            <w:tcW w:w="3213" w:type="dxa"/>
+            <w:tcW w:w="2410" w:type="dxa"/>
             <w:shd w:val="clear" w:color="auto" w:fill="F2DFCE"/>
           </w:tcPr>
           <w:p>
@@ -2724,7 +3221,7 @@
       <w:tr>
         <w:tc>
           <w:tcPr>
-            <w:tcW w:w="3213" w:type="dxa"/>
+            <w:tcW w:w="2410" w:type="dxa"/>
           </w:tcPr>
           <w:p>
             <w:pPr>
@@ -2737,7 +3234,20 @@
         </w:tc>
         <w:tc>
           <w:tcPr>
-            <w:tcW w:w="3213" w:type="dxa"/>
+            <w:tcW w:w="2410" w:type="dxa"/>
+          </w:tcPr>
+          <w:p>
+            <w:pPr>
+              <w:pStyle w:val="Celda"/>
+            </w:pPr>
+            <w:r>
+              <w:t xml:space="preserve">As Lite; G3 separately, may be resolved in writing</w:t>
+            </w:r>
+          </w:p>
+        </w:tc>
+        <w:tc>
+          <w:tcPr>
+            <w:tcW w:w="2410" w:type="dxa"/>
           </w:tcPr>
           <w:p>
             <w:pPr>
@@ -2750,7 +3260,7 @@
         </w:tc>
         <w:tc>
           <w:tcPr>
-            <w:tcW w:w="3213" w:type="dxa"/>
+            <w:tcW w:w="2410" w:type="dxa"/>
           </w:tcPr>
           <w:p>
             <w:pPr>
@@ -2765,7 +3275,7 @@
       <w:tr>
         <w:tc>
           <w:tcPr>
-            <w:tcW w:w="3213" w:type="dxa"/>
+            <w:tcW w:w="2410" w:type="dxa"/>
           </w:tcPr>
           <w:p>
             <w:pPr>
@@ -2778,7 +3288,20 @@
         </w:tc>
         <w:tc>
           <w:tcPr>
-            <w:tcW w:w="3213" w:type="dxa"/>
+            <w:tcW w:w="2410" w:type="dxa"/>
+          </w:tcPr>
+          <w:p>
+            <w:pPr>
+              <w:pStyle w:val="Celda"/>
+            </w:pPr>
+            <w:r>
+              <w:t xml:space="preserve">Living record (P01 §14) and referenced evidence (21 §4.3)</w:t>
+            </w:r>
+          </w:p>
+        </w:tc>
+        <w:tc>
+          <w:tcPr>
+            <w:tcW w:w="2410" w:type="dxa"/>
           </w:tcPr>
           <w:p>
             <w:pPr>
@@ -2791,7 +3314,7 @@
         </w:tc>
         <w:tc>
           <w:tcPr>
-            <w:tcW w:w="3213" w:type="dxa"/>
+            <w:tcW w:w="2410" w:type="dxa"/>
           </w:tcPr>
           <w:p>
             <w:pPr>
@@ -2806,7 +3329,7 @@
       <w:tr>
         <w:tc>
           <w:tcPr>
-            <w:tcW w:w="3213" w:type="dxa"/>
+            <w:tcW w:w="2410" w:type="dxa"/>
           </w:tcPr>
           <w:p>
             <w:pPr>
@@ -2819,7 +3342,20 @@
         </w:tc>
         <w:tc>
           <w:tcPr>
-            <w:tcW w:w="3213" w:type="dxa"/>
+            <w:tcW w:w="2410" w:type="dxa"/>
+          </w:tcPr>
+          <w:p>
+            <w:pPr>
+              <w:pStyle w:val="Celda"/>
+            </w:pPr>
+            <w:r>
+              <w:t xml:space="preserve">AI Office</w:t>
+            </w:r>
+          </w:p>
+        </w:tc>
+        <w:tc>
+          <w:tcPr>
+            <w:tcW w:w="2410" w:type="dxa"/>
           </w:tcPr>
           <w:p>
             <w:pPr>
@@ -2832,7 +3368,7 @@
         </w:tc>
         <w:tc>
           <w:tcPr>
-            <w:tcW w:w="3213" w:type="dxa"/>
+            <w:tcW w:w="2410" w:type="dxa"/>
           </w:tcPr>
           <w:p>
             <w:pPr>
@@ -2853,7 +3389,7 @@
       <w:tr>
         <w:tc>
           <w:tcPr>
-            <w:tcW w:w="3213" w:type="dxa"/>
+            <w:tcW w:w="2410" w:type="dxa"/>
           </w:tcPr>
           <w:p>
             <w:pPr>
@@ -2866,7 +3402,7 @@
         </w:tc>
         <w:tc>
           <w:tcPr>
-            <w:tcW w:w="3213" w:type="dxa"/>
+            <w:tcW w:w="2410" w:type="dxa"/>
           </w:tcPr>
           <w:p>
             <w:pPr>
@@ -2879,7 +3415,20 @@
         </w:tc>
         <w:tc>
           <w:tcPr>
-            <w:tcW w:w="3213" w:type="dxa"/>
+            <w:tcW w:w="2410" w:type="dxa"/>
+          </w:tcPr>
+          <w:p>
+            <w:pPr>
+              <w:pStyle w:val="Celda"/>
+            </w:pPr>
+            <w:r>
+              <w:t xml:space="preserve">Sponsor, with risk clearance at G3, G4 and G5</w:t>
+            </w:r>
+          </w:p>
+        </w:tc>
+        <w:tc>
+          <w:tcPr>
+            <w:tcW w:w="2410" w:type="dxa"/>
           </w:tcPr>
           <w:p>
             <w:pPr>
@@ -2894,7 +3443,7 @@
       <w:tr>
         <w:tc>
           <w:tcPr>
-            <w:tcW w:w="3213" w:type="dxa"/>
+            <w:tcW w:w="2410" w:type="dxa"/>
           </w:tcPr>
           <w:p>
             <w:pPr>
@@ -2907,7 +3456,7 @@
         </w:tc>
         <w:tc>
           <w:tcPr>
-            <w:tcW w:w="3213" w:type="dxa"/>
+            <w:tcW w:w="2410" w:type="dxa"/>
           </w:tcPr>
           <w:p>
             <w:pPr>
@@ -2920,7 +3469,20 @@
         </w:tc>
         <w:tc>
           <w:tcPr>
-            <w:tcW w:w="3213" w:type="dxa"/>
+            <w:tcW w:w="2410" w:type="dxa"/>
+          </w:tcPr>
+          <w:p>
+            <w:pPr>
+              <w:pStyle w:val="Celda"/>
+            </w:pPr>
+            <w:r>
+              <w:t xml:space="preserve">Risk clearance</w:t>
+            </w:r>
+          </w:p>
+        </w:tc>
+        <w:tc>
+          <w:tcPr>
+            <w:tcW w:w="2410" w:type="dxa"/>
           </w:tcPr>
           <w:p>
             <w:pPr>
@@ -2935,7 +3497,7 @@
       <w:tr>
         <w:tc>
           <w:tcPr>
-            <w:tcW w:w="3213" w:type="dxa"/>
+            <w:tcW w:w="2410" w:type="dxa"/>
           </w:tcPr>
           <w:p>
             <w:pPr>
@@ -2948,7 +3510,20 @@
         </w:tc>
         <w:tc>
           <w:tcPr>
-            <w:tcW w:w="3213" w:type="dxa"/>
+            <w:tcW w:w="2410" w:type="dxa"/>
+          </w:tcPr>
+          <w:p>
+            <w:pPr>
+              <w:pStyle w:val="Celda"/>
+            </w:pPr>
+            <w:r>
+              <w:t xml:space="preserve">Annual</w:t>
+            </w:r>
+          </w:p>
+        </w:tc>
+        <w:tc>
+          <w:tcPr>
+            <w:tcW w:w="2410" w:type="dxa"/>
           </w:tcPr>
           <w:p>
             <w:pPr>
@@ -2961,7 +3536,7 @@
         </w:tc>
         <w:tc>
           <w:tcPr>
-            <w:tcW w:w="3213" w:type="dxa"/>
+            <w:tcW w:w="2410" w:type="dxa"/>
           </w:tcPr>
           <w:p>
             <w:pPr>
@@ -2976,7 +3551,7 @@
       <w:tr>
         <w:tc>
           <w:tcPr>
-            <w:tcW w:w="3213" w:type="dxa"/>
+            <w:tcW w:w="2410" w:type="dxa"/>
           </w:tcPr>
           <w:p>
             <w:pPr>
@@ -2989,7 +3564,7 @@
         </w:tc>
         <w:tc>
           <w:tcPr>
-            <w:tcW w:w="3213" w:type="dxa"/>
+            <w:tcW w:w="2410" w:type="dxa"/>
           </w:tcPr>
           <w:p>
             <w:pPr>
@@ -3002,7 +3577,20 @@
         </w:tc>
         <w:tc>
           <w:tcPr>
-            <w:tcW w:w="3213" w:type="dxa"/>
+            <w:tcW w:w="2410" w:type="dxa"/>
+          </w:tcPr>
+          <w:p>
+            <w:pPr>
+              <w:pStyle w:val="Celda"/>
+            </w:pPr>
+            <w:r>
+              <w:t xml:space="preserve">Aggregated board dashboard</w:t>
+            </w:r>
+          </w:p>
+        </w:tc>
+        <w:tc>
+          <w:tcPr>
+            <w:tcW w:w="2410" w:type="dxa"/>
           </w:tcPr>
           <w:p>
             <w:pPr>
@@ -4398,6 +4986,47 @@
             </w:r>
             <w:r>
               <w:t xml:space="preserve">: it is also completed at Lite, which is when the move to Enterprise is recorded.</w:t>
+            </w:r>
+          </w:p>
+        </w:tc>
+      </w:tr>
+      <w:tr>
+        <w:tc>
+          <w:tcPr>
+            <w:tcW w:w="3213" w:type="dxa"/>
+          </w:tcPr>
+          <w:p>
+            <w:pPr>
+              <w:pStyle w:val="Celda"/>
+            </w:pPr>
+            <w:r>
+              <w:t xml:space="preserve">0.2</w:t>
+            </w:r>
+          </w:p>
+        </w:tc>
+        <w:tc>
+          <w:tcPr>
+            <w:tcW w:w="3213" w:type="dxa"/>
+          </w:tcPr>
+          <w:p>
+            <w:pPr>
+              <w:pStyle w:val="Celda"/>
+            </w:pPr>
+            <w:r>
+              <w:t xml:space="preserve">01-10-2026</w:t>
+            </w:r>
+          </w:p>
+        </w:tc>
+        <w:tc>
+          <w:tcPr>
+            <w:tcW w:w="3213" w:type="dxa"/>
+          </w:tcPr>
+          <w:p>
+            <w:pPr>
+              <w:pStyle w:val="Celda"/>
+            </w:pPr>
+            <w:r>
+              <w:t xml:space="preserve">Express intensity: section 5.1 on eligibility (six conditions and confirmation) and Express column in the consequences.</w:t>
             </w:r>
           </w:p>
         </w:tc>
